--- a/tests/corpus/treasurer-equations.docx
+++ b/tests/corpus/treasurer-equations.docx
@@ -2229,6 +2229,449 @@
     </w:p>
     <w:p>
       <w:r>
+        <w:t xml:space="preserve">A long total broken over three lines, and one broken at its equals sign:</w:t>
+      </w:r>
+    </w:p>
+    <w:p>
+      <m:oMathPara>
+        <m:oMathParaPr>
+          <m:jc m:val="center"/>
+        </m:oMathParaPr>
+        <m:oMath>
+          <m:r>
+            <w:rPr>
+              <w:rFonts w:ascii="Cambria Math" w:hAnsi="Cambria Math"/>
+            </w:rPr>
+            <m:t xml:space="preserve">T=</m:t>
+          </m:r>
+          <m:sSub>
+            <m:e>
+              <m:r>
+                <w:rPr>
+                  <w:rFonts w:ascii="Cambria Math" w:hAnsi="Cambria Math"/>
+                </w:rPr>
+                <m:t xml:space="preserve">f</m:t>
+              </m:r>
+            </m:e>
+            <m:sub>
+              <m:r>
+                <w:rPr>
+                  <w:rFonts w:ascii="Cambria Math" w:hAnsi="Cambria Math"/>
+                </w:rPr>
+                <m:t xml:space="preserve">1</m:t>
+              </m:r>
+            </m:sub>
+          </m:sSub>
+          <m:r>
+            <w:rPr>
+              <w:rFonts w:ascii="Cambria Math" w:hAnsi="Cambria Math"/>
+            </w:rPr>
+            <m:t xml:space="preserve">+</m:t>
+          </m:r>
+          <m:sSub>
+            <m:e>
+              <m:r>
+                <w:rPr>
+                  <w:rFonts w:ascii="Cambria Math" w:hAnsi="Cambria Math"/>
+                </w:rPr>
+                <m:t xml:space="preserve">f</m:t>
+              </m:r>
+            </m:e>
+            <m:sub>
+              <m:r>
+                <w:rPr>
+                  <w:rFonts w:ascii="Cambria Math" w:hAnsi="Cambria Math"/>
+                </w:rPr>
+                <m:t xml:space="preserve">2</m:t>
+              </m:r>
+            </m:sub>
+          </m:sSub>
+          <m:r>
+            <m:rPr>
+              <m:brk/>
+            </m:rPr>
+            <w:rPr>
+              <w:rFonts w:ascii="Cambria Math" w:hAnsi="Cambria Math"/>
+            </w:rPr>
+            <m:t xml:space="preserve">+</m:t>
+          </m:r>
+          <m:sSub>
+            <m:e>
+              <m:r>
+                <w:rPr>
+                  <w:rFonts w:ascii="Cambria Math" w:hAnsi="Cambria Math"/>
+                </w:rPr>
+                <m:t xml:space="preserve">f</m:t>
+              </m:r>
+            </m:e>
+            <m:sub>
+              <m:r>
+                <w:rPr>
+                  <w:rFonts w:ascii="Cambria Math" w:hAnsi="Cambria Math"/>
+                </w:rPr>
+                <m:t xml:space="preserve">3</m:t>
+              </m:r>
+            </m:sub>
+          </m:sSub>
+          <m:r>
+            <w:rPr>
+              <w:rFonts w:ascii="Cambria Math" w:hAnsi="Cambria Math"/>
+            </w:rPr>
+            <m:t xml:space="preserve">+</m:t>
+          </m:r>
+          <m:sSub>
+            <m:e>
+              <m:r>
+                <w:rPr>
+                  <w:rFonts w:ascii="Cambria Math" w:hAnsi="Cambria Math"/>
+                </w:rPr>
+                <m:t xml:space="preserve">f</m:t>
+              </m:r>
+            </m:e>
+            <m:sub>
+              <m:r>
+                <w:rPr>
+                  <w:rFonts w:ascii="Cambria Math" w:hAnsi="Cambria Math"/>
+                </w:rPr>
+                <m:t xml:space="preserve">4</m:t>
+              </m:r>
+            </m:sub>
+          </m:sSub>
+          <m:r>
+            <m:rPr>
+              <m:brk/>
+            </m:rPr>
+            <w:rPr>
+              <w:rFonts w:ascii="Cambria Math" w:hAnsi="Cambria Math"/>
+            </w:rPr>
+            <m:t xml:space="preserve">+</m:t>
+          </m:r>
+          <m:sSub>
+            <m:e>
+              <m:r>
+                <w:rPr>
+                  <w:rFonts w:ascii="Cambria Math" w:hAnsi="Cambria Math"/>
+                </w:rPr>
+                <m:t xml:space="preserve">f</m:t>
+              </m:r>
+            </m:e>
+            <m:sub>
+              <m:r>
+                <w:rPr>
+                  <w:rFonts w:ascii="Cambria Math" w:hAnsi="Cambria Math"/>
+                </w:rPr>
+                <m:t xml:space="preserve">5</m:t>
+              </m:r>
+            </m:sub>
+          </m:sSub>
+        </m:oMath>
+      </m:oMathPara>
+    </w:p>
+    <w:p>
+      <m:oMathPara>
+        <m:oMathParaPr>
+          <m:jc m:val="center"/>
+        </m:oMathParaPr>
+        <m:oMath>
+          <m:r>
+            <w:rPr>
+              <w:rFonts w:ascii="Cambria Math" w:hAnsi="Cambria Math"/>
+            </w:rPr>
+            <m:t xml:space="preserve">S=</m:t>
+          </m:r>
+          <m:f>
+            <m:num>
+              <m:r>
+                <w:rPr>
+                  <w:rFonts w:ascii="Cambria Math" w:hAnsi="Cambria Math"/>
+                </w:rPr>
+                <m:t xml:space="preserve">a</m:t>
+              </m:r>
+            </m:num>
+            <m:den>
+              <m:r>
+                <w:rPr>
+                  <w:rFonts w:ascii="Cambria Math" w:hAnsi="Cambria Math"/>
+                </w:rPr>
+                <m:t xml:space="preserve">2</m:t>
+              </m:r>
+            </m:den>
+          </m:f>
+          <m:r>
+            <m:rPr>
+              <m:brk m:alnAt="1"/>
+            </m:rPr>
+            <w:rPr>
+              <w:rFonts w:ascii="Cambria Math" w:hAnsi="Cambria Math"/>
+            </w:rPr>
+            <m:t xml:space="preserve">+b</m:t>
+          </m:r>
+          <m:r>
+            <m:rPr>
+              <m:brk m:alnAt="1"/>
+            </m:rPr>
+            <w:rPr>
+              <w:rFonts w:ascii="Cambria Math" w:hAnsi="Cambria Math"/>
+            </w:rPr>
+            <m:t xml:space="preserve">+c</m:t>
+          </m:r>
+        </m:oMath>
+      </m:oMathPara>
+    </w:p>
+    <w:p>
+      <w:r>
+        <w:t xml:space="preserve">A grid with its first column on the left and its second on the right, and one with every column on the right:</w:t>
+      </w:r>
+    </w:p>
+    <w:p>
+      <m:oMathPara>
+        <m:oMathParaPr>
+          <m:jc m:val="center"/>
+        </m:oMathParaPr>
+        <m:oMath>
+          <m:d>
+            <m:dPr>
+              <m:begChr m:val="["/>
+              <m:endChr m:val="]"/>
+            </m:dPr>
+            <m:e>
+              <m:m>
+                <m:mPr>
+                  <m:mcs>
+                    <m:mc>
+                      <m:mcPr>
+                        <m:count m:val="1"/>
+                        <m:mcJc m:val="left"/>
+                      </m:mcPr>
+                    </m:mc>
+                    <m:mc>
+                      <m:mcPr>
+                        <m:count m:val="1"/>
+                        <m:mcJc m:val="right"/>
+                      </m:mcPr>
+                    </m:mc>
+                  </m:mcs>
+                </m:mPr>
+                <m:mr>
+                  <m:e>
+                    <m:r>
+                      <w:rPr>
+                        <w:rFonts w:ascii="Cambria Math" w:hAnsi="Cambria Math"/>
+                      </w:rPr>
+                      <m:t xml:space="preserve">1</m:t>
+                    </m:r>
+                  </m:e>
+                  <m:e>
+                    <m:r>
+                      <w:rPr>
+                        <w:rFonts w:ascii="Cambria Math" w:hAnsi="Cambria Math"/>
+                      </w:rPr>
+                      <m:t xml:space="preserve">120</m:t>
+                    </m:r>
+                  </m:e>
+                </m:mr>
+                <m:mr>
+                  <m:e>
+                    <m:r>
+                      <w:rPr>
+                        <w:rFonts w:ascii="Cambria Math" w:hAnsi="Cambria Math"/>
+                      </w:rPr>
+                      <m:t xml:space="preserve">15</m:t>
+                    </m:r>
+                  </m:e>
+                  <m:e>
+                    <m:r>
+                      <w:rPr>
+                        <w:rFonts w:ascii="Cambria Math" w:hAnsi="Cambria Math"/>
+                      </w:rPr>
+                      <m:t xml:space="preserve">8</m:t>
+                    </m:r>
+                  </m:e>
+                </m:mr>
+              </m:m>
+            </m:e>
+          </m:d>
+          <m:r>
+            <w:rPr>
+              <w:rFonts w:ascii="Cambria Math" w:hAnsi="Cambria Math"/>
+            </w:rPr>
+            <m:t xml:space="preserve">, </m:t>
+          </m:r>
+          <m:d>
+            <m:e>
+              <m:m>
+                <m:mPr>
+                  <m:mcs>
+                    <m:mc>
+                      <m:mcPr>
+                        <m:count m:val="2"/>
+                        <m:mcJc m:val="right"/>
+                      </m:mcPr>
+                    </m:mc>
+                  </m:mcs>
+                </m:mPr>
+                <m:mr>
+                  <m:e>
+                    <m:r>
+                      <w:rPr>
+                        <w:rFonts w:ascii="Cambria Math" w:hAnsi="Cambria Math"/>
+                      </w:rPr>
+                      <m:t xml:space="preserve">7</m:t>
+                    </m:r>
+                  </m:e>
+                  <m:e>
+                    <m:r>
+                      <w:rPr>
+                        <w:rFonts w:ascii="Cambria Math" w:hAnsi="Cambria Math"/>
+                      </w:rPr>
+                      <m:t xml:space="preserve">30</m:t>
+                    </m:r>
+                  </m:e>
+                </m:mr>
+                <m:mr>
+                  <m:e>
+                    <m:r>
+                      <w:rPr>
+                        <w:rFonts w:ascii="Cambria Math" w:hAnsi="Cambria Math"/>
+                      </w:rPr>
+                      <m:t xml:space="preserve">120</m:t>
+                    </m:r>
+                  </m:e>
+                  <m:e>
+                    <m:r>
+                      <w:rPr>
+                        <w:rFonts w:ascii="Cambria Math" w:hAnsi="Cambria Math"/>
+                      </w:rPr>
+                      <m:t xml:space="preserve">4</m:t>
+                    </m:r>
+                  </m:e>
+                </m:mr>
+              </m:m>
+            </m:e>
+          </m:d>
+        </m:oMath>
+      </m:oMathPara>
+    </w:p>
+    <w:p>
+      <w:r>
+        <w:t xml:space="preserve">A term boxed on its left and right only, one underlined by a box, one struck through, and a value in double brackets:</w:t>
+      </w:r>
+    </w:p>
+    <w:p>
+      <m:oMathPara>
+        <m:oMathParaPr>
+          <m:jc m:val="center"/>
+        </m:oMathParaPr>
+        <m:oMath>
+          <m:borderBox>
+            <m:borderBoxPr>
+              <m:hideTop m:val="1"/>
+              <m:hideBot m:val="1"/>
+            </m:borderBoxPr>
+            <m:e>
+              <m:r>
+                <w:rPr>
+                  <w:rFonts w:ascii="Cambria Math" w:hAnsi="Cambria Math"/>
+                </w:rPr>
+                <m:t xml:space="preserve">a+b</m:t>
+              </m:r>
+            </m:e>
+          </m:borderBox>
+          <m:r>
+            <w:rPr>
+              <w:rFonts w:ascii="Cambria Math" w:hAnsi="Cambria Math"/>
+            </w:rPr>
+            <m:t xml:space="preserve">, </m:t>
+          </m:r>
+          <m:borderBox>
+            <m:borderBoxPr>
+              <m:hideTop m:val="1"/>
+              <m:hideLeft m:val="1"/>
+              <m:hideRight m:val="1"/>
+            </m:borderBoxPr>
+            <m:e>
+              <m:r>
+                <w:rPr>
+                  <w:rFonts w:ascii="Cambria Math" w:hAnsi="Cambria Math"/>
+                </w:rPr>
+                <m:t xml:space="preserve">c</m:t>
+              </m:r>
+            </m:e>
+          </m:borderBox>
+          <m:r>
+            <w:rPr>
+              <w:rFonts w:ascii="Cambria Math" w:hAnsi="Cambria Math"/>
+            </w:rPr>
+            <m:t xml:space="preserve">, </m:t>
+          </m:r>
+          <m:borderBox>
+            <m:borderBoxPr>
+              <m:hideTop m:val="1"/>
+              <m:hideBot m:val="1"/>
+              <m:hideLeft m:val="1"/>
+              <m:hideRight m:val="1"/>
+              <m:strikeH m:val="1"/>
+            </m:borderBoxPr>
+            <m:e>
+              <m:r>
+                <w:rPr>
+                  <w:rFonts w:ascii="Cambria Math" w:hAnsi="Cambria Math"/>
+                </w:rPr>
+                <m:t xml:space="preserve">d</m:t>
+              </m:r>
+            </m:e>
+          </m:borderBox>
+          <m:r>
+            <w:rPr>
+              <w:rFonts w:ascii="Cambria Math" w:hAnsi="Cambria Math"/>
+            </w:rPr>
+            <m:t xml:space="preserve">, </m:t>
+          </m:r>
+          <m:d>
+            <m:dPr>
+              <m:begChr m:val="⟦"/>
+              <m:endChr m:val="⟧"/>
+            </m:dPr>
+            <m:e>
+              <m:r>
+                <w:rPr>
+                  <w:rFonts w:ascii="Cambria Math" w:hAnsi="Cambria Math"/>
+                </w:rPr>
+                <m:t xml:space="preserve">x+1</m:t>
+              </m:r>
+            </m:e>
+          </m:d>
+        </m:oMath>
+      </m:oMathPara>
+    </w:p>
+    <w:p>
+      <w:r>
+        <w:t xml:space="preserve">An equation written with another prefix for its namespace:</w:t>
+      </w:r>
+    </w:p>
+    <w:p>
+      <q:oMathPara xmlns:q="http://schemas.openxmlformats.org/officeDocument/2006/math">
+        <q:oMath>
+          <q:sSup>
+            <q:e>
+              <q:r>
+                <q:t>r</q:t>
+              </q:r>
+            </q:e>
+            <q:sup>
+              <q:r>
+                <q:t>2</q:t>
+              </q:r>
+            </q:sup>
+          </q:sSup>
+          <q:r>
+            <q:t>=4</q:t>
+          </q:r>
+        </q:oMath>
+      </q:oMathPara>
+    </w:p>
+    <w:p>
+      <w:r>
         <w:t xml:space="preserve">Treasurers check every equation against the printed report.</w:t>
       </w:r>
     </w:p>
